--- a/alum-model.docx
+++ b/alum-model.docx
@@ -36,7 +36,7 @@
         </w:p>
       </w:sdtContent>
     </w:sdt>
-    <w:bookmarkStart w:id="49" w:name="Xec7f59c5b8b9141d285351379014eff31f8b151"/>
+    <w:bookmarkStart w:id="38" w:name="Xec7f59c5b8b9141d285351379014eff31f8b151"/>
     <w:p>
       <w:pPr>
         <w:pStyle w:val="Heading1"/>
@@ -86,18 +86,18 @@
                 <wp:inline>
                   <wp:extent cx="152400" cy="152400"/>
                   <wp:effectExtent b="0" l="0" r="0" t="0"/>
-                  <wp:docPr descr="" title="" id="21" name="Picture"/>
+                  <wp:docPr descr="" title="" id="10" name="Picture"/>
                   <a:graphic>
                     <a:graphicData uri="http://schemas.openxmlformats.org/drawingml/2006/picture">
                       <pic:pic>
                         <pic:nvPicPr>
-                          <pic:cNvPr descr="C:\Users\runneradmin\scoop\apps\quarto\current\share\formats\docx\note.png" id="22" name="Picture"/>
+                          <pic:cNvPr descr="/opt/quarto/share/formats/docx/note.png" id="11" name="Picture"/>
                           <pic:cNvPicPr>
                             <a:picLocks noChangeArrowheads="1" noChangeAspect="1"/>
                           </pic:cNvPicPr>
                         </pic:nvPicPr>
                         <pic:blipFill>
-                          <a:blip r:embed="rId20"/>
+                          <a:blip r:embed="rId9"/>
                           <a:stretch>
                             <a:fillRect/>
                           </a:stretch>
@@ -233,7 +233,7 @@
         </w:tc>
       </w:tr>
     </w:tbl>
-    <w:bookmarkStart w:id="26" w:name="conceptual-process-diagram"/>
+    <w:bookmarkStart w:id="15" w:name="conceptual-process-diagram"/>
     <w:p>
       <w:pPr>
         <w:pStyle w:val="Heading2"/>
@@ -259,18 +259,18 @@
           <wp:inline>
             <wp:extent cx="5003205" cy="2926691"/>
             <wp:effectExtent b="0" l="0" r="0" t="0"/>
-            <wp:docPr descr="Conceptual process diagram of the simplified alum–phosphorus module." title="" id="24" name="Picture"/>
+            <wp:docPr descr="Conceptual process diagram of the simplified alum–phosphorus module." title="" id="13" name="Picture"/>
             <a:graphic>
               <a:graphicData uri="http://schemas.openxmlformats.org/drawingml/2006/picture">
                 <pic:pic>
                   <pic:nvPicPr>
-                    <pic:cNvPr descr="www/alum-model-concep.png" id="25" name="Picture"/>
+                    <pic:cNvPr descr="www/alum-model-concep.png" id="14" name="Picture"/>
                     <pic:cNvPicPr>
                       <a:picLocks noChangeArrowheads="1" noChangeAspect="1"/>
                     </pic:cNvPicPr>
                   </pic:nvPicPr>
                   <pic:blipFill>
-                    <a:blip r:embed="rId23"/>
+                    <a:blip r:embed="rId12"/>
                     <a:stretch>
                       <a:fillRect/>
                     </a:stretch>
@@ -305,8 +305,8 @@
         <w:t xml:space="preserve">Conceptual process diagram of the simplified alum–phosphorus module.</w:t>
       </w:r>
     </w:p>
-    <w:bookmarkEnd w:id="26"/>
-    <w:bookmarkStart w:id="45" w:name="core-equations"/>
+    <w:bookmarkEnd w:id="15"/>
+    <w:bookmarkStart w:id="34" w:name="core-equations"/>
     <w:p>
       <w:pPr>
         <w:pStyle w:val="Heading2"/>
@@ -315,7 +315,7 @@
         <w:t xml:space="preserve">1.2 Core equations</w:t>
       </w:r>
     </w:p>
-    <w:bookmarkStart w:id="31" w:name="equation-1.-water-column-srp-uptake"/>
+    <w:bookmarkStart w:id="20" w:name="equation-1.-water-column-srp-uptake"/>
     <w:p>
       <w:pPr>
         <w:pStyle w:val="Heading3"/>
@@ -493,18 +493,18 @@
           <wp:inline>
             <wp:extent cx="4770782" cy="3266151"/>
             <wp:effectExtent b="0" l="0" r="0" t="0"/>
-            <wp:docPr descr="" title="" id="28" name="Picture"/>
+            <wp:docPr descr="" title="" id="17" name="Picture"/>
             <a:graphic>
               <a:graphicData uri="http://schemas.openxmlformats.org/drawingml/2006/picture">
                 <pic:pic>
                   <pic:nvPicPr>
-                    <pic:cNvPr descr="www/sat-uptake.png" id="29" name="Picture"/>
+                    <pic:cNvPr descr="www/sat-uptake.png" id="18" name="Picture"/>
                     <pic:cNvPicPr>
                       <a:picLocks noChangeArrowheads="1" noChangeAspect="1"/>
                     </pic:cNvPicPr>
                   </pic:nvPicPr>
                   <pic:blipFill>
-                    <a:blip r:embed="rId27"/>
+                    <a:blip r:embed="rId16"/>
                     <a:stretch>
                       <a:fillRect/>
                     </a:stretch>
@@ -535,7 +535,7 @@
       <w:pPr>
         <w:pStyle w:val="BodyText"/>
       </w:pPr>
-      <w:bookmarkStart w:id="30" w:name="eq-srp-wc"/>
+      <w:bookmarkStart w:id="19" w:name="eq-srp-wc"/>
       <m:oMathPara>
         <m:oMathParaPr>
           <m:jc m:val="center"/>
@@ -682,25 +682,27 @@
           <m:r>
             <m:t>  </m:t>
           </m:r>
-          <m:d>
-            <m:dPr>
-              <m:begChr m:val="("/>
-              <m:sepChr m:val=""/>
-              <m:endChr m:val=")"/>
-              <m:grow/>
-            </m:dPr>
-            <m:e>
-              <m:r>
-                <m:t>1</m:t>
-              </m:r>
-            </m:e>
-          </m:d>
+          <m:r>
+            <m:rPr>
+              <m:sty m:val="p"/>
+            </m:rPr>
+            <m:t>(</m:t>
+          </m:r>
+          <m:r>
+            <m:t>1</m:t>
+          </m:r>
+          <m:r>
+            <m:rPr>
+              <m:sty m:val="p"/>
+            </m:rPr>
+            <m:t>)</m:t>
+          </m:r>
         </m:oMath>
       </m:oMathPara>
-      <w:bookmarkEnd w:id="30"/>
+      <w:bookmarkEnd w:id="19"/>
     </w:p>
-    <w:bookmarkEnd w:id="31"/>
-    <w:bookmarkStart w:id="33" w:name="X6f8fe1706db0bed45abbab3dbebb48cdb913118"/>
+    <w:bookmarkEnd w:id="20"/>
+    <w:bookmarkStart w:id="22" w:name="X6f8fe1706db0bed45abbab3dbebb48cdb913118"/>
     <w:p>
       <w:pPr>
         <w:pStyle w:val="Heading3"/>
@@ -905,7 +907,7 @@
       <w:pPr>
         <w:pStyle w:val="BodyText"/>
       </w:pPr>
-      <w:bookmarkStart w:id="32" w:name="eq-cw"/>
+      <w:bookmarkStart w:id="21" w:name="eq-cw"/>
       <m:oMathPara>
         <m:oMathParaPr>
           <m:jc m:val="center"/>
@@ -1208,25 +1210,27 @@
           <m:r>
             <m:t>  </m:t>
           </m:r>
-          <m:d>
-            <m:dPr>
-              <m:begChr m:val="("/>
-              <m:sepChr m:val=""/>
-              <m:endChr m:val=")"/>
-              <m:grow/>
-            </m:dPr>
-            <m:e>
-              <m:r>
-                <m:t>2</m:t>
-              </m:r>
-            </m:e>
-          </m:d>
+          <m:r>
+            <m:rPr>
+              <m:sty m:val="p"/>
+            </m:rPr>
+            <m:t>(</m:t>
+          </m:r>
+          <m:r>
+            <m:t>2</m:t>
+          </m:r>
+          <m:r>
+            <m:rPr>
+              <m:sty m:val="p"/>
+            </m:rPr>
+            <m:t>)</m:t>
+          </m:r>
         </m:oMath>
       </m:oMathPara>
-      <w:bookmarkEnd w:id="32"/>
+      <w:bookmarkEnd w:id="21"/>
     </w:p>
-    <w:bookmarkEnd w:id="33"/>
-    <w:bookmarkStart w:id="35" w:name="equation-3.-bottom-water-srp-uptake"/>
+    <w:bookmarkEnd w:id="22"/>
+    <w:bookmarkStart w:id="24" w:name="equation-3.-bottom-water-srp-uptake"/>
     <w:p>
       <w:pPr>
         <w:pStyle w:val="Heading3"/>
@@ -1402,7 +1406,7 @@
       <w:pPr>
         <w:pStyle w:val="BodyText"/>
       </w:pPr>
-      <w:bookmarkStart w:id="34" w:name="eq-srp-bed"/>
+      <w:bookmarkStart w:id="23" w:name="eq-srp-bed"/>
       <m:oMathPara>
         <m:oMathParaPr>
           <m:jc m:val="center"/>
@@ -1636,25 +1640,27 @@
           <m:r>
             <m:t>  </m:t>
           </m:r>
-          <m:d>
-            <m:dPr>
-              <m:begChr m:val="("/>
-              <m:sepChr m:val=""/>
-              <m:endChr m:val=")"/>
-              <m:grow/>
-            </m:dPr>
-            <m:e>
-              <m:r>
-                <m:t>3</m:t>
-              </m:r>
-            </m:e>
-          </m:d>
+          <m:r>
+            <m:rPr>
+              <m:sty m:val="p"/>
+            </m:rPr>
+            <m:t>(</m:t>
+          </m:r>
+          <m:r>
+            <m:t>3</m:t>
+          </m:r>
+          <m:r>
+            <m:rPr>
+              <m:sty m:val="p"/>
+            </m:rPr>
+            <m:t>)</m:t>
+          </m:r>
         </m:oMath>
       </m:oMathPara>
-      <w:bookmarkEnd w:id="34"/>
+      <w:bookmarkEnd w:id="23"/>
     </w:p>
-    <w:bookmarkEnd w:id="35"/>
-    <w:bookmarkStart w:id="37" w:name="equation-4.-sediment-reactive-capacity"/>
+    <w:bookmarkEnd w:id="24"/>
+    <w:bookmarkStart w:id="26" w:name="equation-4.-sediment-reactive-capacity"/>
     <w:p>
       <w:pPr>
         <w:pStyle w:val="Heading3"/>
@@ -1845,7 +1851,7 @@
       <w:pPr>
         <w:pStyle w:val="BodyText"/>
       </w:pPr>
-      <w:bookmarkStart w:id="36" w:name="eq-cs"/>
+      <w:bookmarkStart w:id="25" w:name="eq-cs"/>
       <m:oMathPara>
         <m:oMathParaPr>
           <m:jc m:val="center"/>
@@ -2195,25 +2201,27 @@
           <m:r>
             <m:t>  </m:t>
           </m:r>
-          <m:d>
-            <m:dPr>
-              <m:begChr m:val="("/>
-              <m:sepChr m:val=""/>
-              <m:endChr m:val=")"/>
-              <m:grow/>
-            </m:dPr>
-            <m:e>
-              <m:r>
-                <m:t>4</m:t>
-              </m:r>
-            </m:e>
-          </m:d>
+          <m:r>
+            <m:rPr>
+              <m:sty m:val="p"/>
+            </m:rPr>
+            <m:t>(</m:t>
+          </m:r>
+          <m:r>
+            <m:t>4</m:t>
+          </m:r>
+          <m:r>
+            <m:rPr>
+              <m:sty m:val="p"/>
+            </m:rPr>
+            <m:t>)</m:t>
+          </m:r>
         </m:oMath>
       </m:oMathPara>
-      <w:bookmarkEnd w:id="36"/>
+      <w:bookmarkEnd w:id="25"/>
     </w:p>
-    <w:bookmarkEnd w:id="37"/>
-    <w:bookmarkStart w:id="42" w:name="equation-5.-bell-shaped-ph-response"/>
+    <w:bookmarkEnd w:id="26"/>
+    <w:bookmarkStart w:id="31" w:name="equation-5.-bell-shaped-ph-response"/>
     <w:p>
       <w:pPr>
         <w:pStyle w:val="Heading3"/>
@@ -2319,7 +2327,7 @@
       <w:pPr>
         <w:pStyle w:val="BodyText"/>
       </w:pPr>
-      <w:bookmarkStart w:id="38" w:name="eq-fph"/>
+      <w:bookmarkStart w:id="27" w:name="eq-fph"/>
       <m:oMathPara>
         <m:oMathParaPr>
           <m:jc m:val="center"/>
@@ -2380,72 +2388,74 @@
                   <m:type m:val="bar"/>
                 </m:fPr>
                 <m:num>
+                  <m:r>
+                    <m:rPr>
+                      <m:sty m:val="p"/>
+                    </m:rPr>
+                    <m:t>(</m:t>
+                  </m:r>
+                  <m:r>
+                    <m:rPr>
+                      <m:sty m:val="p"/>
+                    </m:rPr>
+                    <m:t>p</m:t>
+                  </m:r>
+                  <m:r>
+                    <m:rPr>
+                      <m:sty m:val="p"/>
+                    </m:rPr>
+                    <m:t>H</m:t>
+                  </m:r>
+                  <m:r>
+                    <m:rPr>
+                      <m:sty m:val="p"/>
+                    </m:rPr>
+                    <m:t>−</m:t>
+                  </m:r>
+                  <m:r>
+                    <m:rPr>
+                      <m:sty m:val="p"/>
+                    </m:rPr>
+                    <m:t>p</m:t>
+                  </m:r>
+                  <m:sSub>
+                    <m:e>
+                      <m:r>
+                        <m:rPr>
+                          <m:sty m:val="p"/>
+                        </m:rPr>
+                        <m:t>H</m:t>
+                      </m:r>
+                    </m:e>
+                    <m:sub>
+                      <m:r>
+                        <m:rPr>
+                          <m:sty m:val="p"/>
+                        </m:rPr>
+                        <m:t>o</m:t>
+                      </m:r>
+                      <m:r>
+                        <m:rPr>
+                          <m:sty m:val="p"/>
+                        </m:rPr>
+                        <m:t>p</m:t>
+                      </m:r>
+                      <m:r>
+                        <m:rPr>
+                          <m:sty m:val="p"/>
+                        </m:rPr>
+                        <m:t>t</m:t>
+                      </m:r>
+                    </m:sub>
+                  </m:sSub>
                   <m:sSup>
                     <m:e>
-                      <m:d>
-                        <m:dPr>
-                          <m:begChr m:val="("/>
-                          <m:sepChr m:val=""/>
-                          <m:endChr m:val=")"/>
-                          <m:grow/>
-                        </m:dPr>
-                        <m:e>
-                          <m:r>
-                            <m:rPr>
-                              <m:sty m:val="p"/>
-                            </m:rPr>
-                            <m:t>p</m:t>
-                          </m:r>
-                          <m:r>
-                            <m:rPr>
-                              <m:sty m:val="p"/>
-                            </m:rPr>
-                            <m:t>H</m:t>
-                          </m:r>
-                          <m:r>
-                            <m:rPr>
-                              <m:sty m:val="p"/>
-                            </m:rPr>
-                            <m:t>−</m:t>
-                          </m:r>
-                          <m:r>
-                            <m:rPr>
-                              <m:sty m:val="p"/>
-                            </m:rPr>
-                            <m:t>p</m:t>
-                          </m:r>
-                          <m:sSub>
-                            <m:e>
-                              <m:r>
-                                <m:rPr>
-                                  <m:sty m:val="p"/>
-                                </m:rPr>
-                                <m:t>H</m:t>
-                              </m:r>
-                            </m:e>
-                            <m:sub>
-                              <m:r>
-                                <m:rPr>
-                                  <m:sty m:val="p"/>
-                                </m:rPr>
-                                <m:t>o</m:t>
-                              </m:r>
-                              <m:r>
-                                <m:rPr>
-                                  <m:sty m:val="p"/>
-                                </m:rPr>
-                                <m:t>p</m:t>
-                              </m:r>
-                              <m:r>
-                                <m:rPr>
-                                  <m:sty m:val="p"/>
-                                </m:rPr>
-                                <m:t>t</m:t>
-                              </m:r>
-                            </m:sub>
-                          </m:sSub>
-                        </m:e>
-                      </m:d>
+                      <m:r>
+                        <m:rPr>
+                          <m:sty m:val="p"/>
+                        </m:rPr>
+                        <m:t>)</m:t>
+                      </m:r>
                     </m:e>
                     <m:sup>
                       <m:r>
@@ -2494,22 +2504,24 @@
           <m:r>
             <m:t>  </m:t>
           </m:r>
-          <m:d>
-            <m:dPr>
-              <m:begChr m:val="("/>
-              <m:sepChr m:val=""/>
-              <m:endChr m:val=")"/>
-              <m:grow/>
-            </m:dPr>
-            <m:e>
-              <m:r>
-                <m:t>5</m:t>
-              </m:r>
-            </m:e>
-          </m:d>
+          <m:r>
+            <m:rPr>
+              <m:sty m:val="p"/>
+            </m:rPr>
+            <m:t>(</m:t>
+          </m:r>
+          <m:r>
+            <m:t>5</m:t>
+          </m:r>
+          <m:r>
+            <m:rPr>
+              <m:sty m:val="p"/>
+            </m:rPr>
+            <m:t>)</m:t>
+          </m:r>
         </m:oMath>
       </m:oMathPara>
-      <w:bookmarkEnd w:id="38"/>
+      <w:bookmarkEnd w:id="27"/>
     </w:p>
     <w:p>
       <w:pPr>
@@ -2520,18 +2532,18 @@
           <wp:inline>
             <wp:extent cx="4770782" cy="3296733"/>
             <wp:effectExtent b="0" l="0" r="0" t="0"/>
-            <wp:docPr descr="" title="" id="40" name="Picture"/>
+            <wp:docPr descr="" title="" id="29" name="Picture"/>
             <a:graphic>
               <a:graphicData uri="http://schemas.openxmlformats.org/drawingml/2006/picture">
                 <pic:pic>
                   <pic:nvPicPr>
-                    <pic:cNvPr descr="www/ph-response.png" id="41" name="Picture"/>
+                    <pic:cNvPr descr="www/ph-response.png" id="30" name="Picture"/>
                     <pic:cNvPicPr>
                       <a:picLocks noChangeArrowheads="1" noChangeAspect="1"/>
                     </pic:cNvPicPr>
                   </pic:nvPicPr>
                   <pic:blipFill>
-                    <a:blip r:embed="rId39"/>
+                    <a:blip r:embed="rId28"/>
                     <a:stretch>
                       <a:fillRect/>
                     </a:stretch>
@@ -2558,8 +2570,8 @@
         </w:drawing>
       </w:r>
     </w:p>
-    <w:bookmarkEnd w:id="42"/>
-    <w:bookmarkStart w:id="44" w:name="equation-6.-exponential-ageing"/>
+    <w:bookmarkEnd w:id="31"/>
+    <w:bookmarkStart w:id="33" w:name="equation-6.-exponential-ageing"/>
     <w:p>
       <w:pPr>
         <w:pStyle w:val="Heading3"/>
@@ -2582,19 +2594,21 @@
         <m:r>
           <m:t>A</m:t>
         </m:r>
-        <m:d>
-          <m:dPr>
-            <m:begChr m:val="("/>
-            <m:sepChr m:val=""/>
-            <m:endChr m:val=")"/>
-            <m:grow/>
-          </m:dPr>
-          <m:e>
-            <m:r>
-              <m:t>t</m:t>
-            </m:r>
-          </m:e>
-        </m:d>
+        <m:r>
+          <m:rPr>
+            <m:sty m:val="p"/>
+          </m:rPr>
+          <m:t>(</m:t>
+        </m:r>
+        <m:r>
+          <m:t>t</m:t>
+        </m:r>
+        <m:r>
+          <m:rPr>
+            <m:sty m:val="p"/>
+          </m:rPr>
+          <m:t>)</m:t>
+        </m:r>
       </m:oMath>
       <w:r>
         <w:t xml:space="preserve"> </w:t>
@@ -2758,7 +2772,7 @@
       <w:pPr>
         <w:pStyle w:val="BodyText"/>
       </w:pPr>
-      <w:bookmarkStart w:id="43" w:name="eq-ageing"/>
+      <w:bookmarkStart w:id="32" w:name="eq-ageing"/>
       <m:oMathPara>
         <m:oMathParaPr>
           <m:jc m:val="center"/>
@@ -2767,19 +2781,21 @@
           <m:r>
             <m:t>A</m:t>
           </m:r>
-          <m:d>
-            <m:dPr>
-              <m:begChr m:val="("/>
-              <m:sepChr m:val=""/>
-              <m:endChr m:val=")"/>
-              <m:grow/>
-            </m:dPr>
-            <m:e>
-              <m:r>
-                <m:t>t</m:t>
-              </m:r>
-            </m:e>
-          </m:d>
+          <m:r>
+            <m:rPr>
+              <m:sty m:val="p"/>
+            </m:rPr>
+            <m:t>(</m:t>
+          </m:r>
+          <m:r>
+            <m:t>t</m:t>
+          </m:r>
+          <m:r>
+            <m:rPr>
+              <m:sty m:val="p"/>
+            </m:rPr>
+            <m:t>)</m:t>
+          </m:r>
           <m:r>
             <m:rPr>
               <m:sty m:val="p"/>
@@ -2902,19 +2918,21 @@
                 </m:rPr>
                 <m:t>ln</m:t>
               </m:r>
-              <m:d>
-                <m:dPr>
-                  <m:begChr m:val="("/>
-                  <m:sepChr m:val=""/>
-                  <m:endChr m:val=")"/>
-                  <m:grow/>
-                </m:dPr>
-                <m:e>
-                  <m:r>
-                    <m:t>0.05</m:t>
-                  </m:r>
-                </m:e>
-              </m:d>
+              <m:r>
+                <m:rPr>
+                  <m:sty m:val="p"/>
+                </m:rPr>
+                <m:t>(</m:t>
+              </m:r>
+              <m:r>
+                <m:t>0.05</m:t>
+              </m:r>
+              <m:r>
+                <m:rPr>
+                  <m:sty m:val="p"/>
+                </m:rPr>
+                <m:t>)</m:t>
+              </m:r>
             </m:num>
             <m:den>
               <m:r>
@@ -2958,26 +2976,28 @@
           <m:r>
             <m:t>  </m:t>
           </m:r>
-          <m:d>
-            <m:dPr>
-              <m:begChr m:val="("/>
-              <m:sepChr m:val=""/>
-              <m:endChr m:val=")"/>
-              <m:grow/>
-            </m:dPr>
-            <m:e>
-              <m:r>
-                <m:t>6</m:t>
-              </m:r>
-            </m:e>
-          </m:d>
+          <m:r>
+            <m:rPr>
+              <m:sty m:val="p"/>
+            </m:rPr>
+            <m:t>(</m:t>
+          </m:r>
+          <m:r>
+            <m:t>6</m:t>
+          </m:r>
+          <m:r>
+            <m:rPr>
+              <m:sty m:val="p"/>
+            </m:rPr>
+            <m:t>)</m:t>
+          </m:r>
         </m:oMath>
       </m:oMathPara>
-      <w:bookmarkEnd w:id="43"/>
+      <w:bookmarkEnd w:id="32"/>
     </w:p>
-    <w:bookmarkEnd w:id="44"/>
-    <w:bookmarkEnd w:id="45"/>
-    <w:bookmarkStart w:id="47" w:name="state-variables-and-parameters"/>
+    <w:bookmarkEnd w:id="33"/>
+    <w:bookmarkEnd w:id="34"/>
+    <w:bookmarkStart w:id="36" w:name="state-variables-and-parameters"/>
     <w:p>
       <w:pPr>
         <w:pStyle w:val="Heading2"/>
@@ -3007,7 +3027,7 @@
       <w:tr>
         <w:tc>
           <w:tcPr/>
-          <w:bookmarkStart w:id="46" w:name="tbl-params"/>
+          <w:bookmarkStart w:id="35" w:name="tbl-params"/>
           <w:p>
             <w:pPr>
               <w:jc w:val="center"/>
@@ -4320,13 +4340,13 @@
               </w:tc>
             </w:tr>
           </w:tbl>
-          <w:bookmarkEnd w:id="46"/>
+          <w:bookmarkEnd w:id="35"/>
           <w:p/>
         </w:tc>
       </w:tr>
     </w:tbl>
-    <w:bookmarkEnd w:id="47"/>
-    <w:bookmarkStart w:id="48" w:name="notes-for-implementation"/>
+    <w:bookmarkEnd w:id="36"/>
+    <w:bookmarkStart w:id="37" w:name="notes-for-implementation"/>
     <w:p>
       <w:pPr>
         <w:pStyle w:val="Heading2"/>
@@ -4445,9 +4465,9 @@
         </w:pict>
       </w:r>
     </w:p>
-    <w:bookmarkEnd w:id="48"/>
-    <w:bookmarkEnd w:id="49"/>
-    <w:bookmarkStart w:id="70" w:name="feedback"/>
+    <w:bookmarkEnd w:id="37"/>
+    <w:bookmarkEnd w:id="38"/>
+    <w:bookmarkStart w:id="59" w:name="feedback"/>
     <w:p>
       <w:pPr>
         <w:pStyle w:val="Heading1"/>
@@ -4456,7 +4476,7 @@
         <w:t xml:space="preserve">2. Feedback</w:t>
       </w:r>
     </w:p>
-    <w:bookmarkStart w:id="50" w:name="X6530b4218a5606c7c473742dfc8f3cd38d72448"/>
+    <w:bookmarkStart w:id="39" w:name="X6530b4218a5606c7c473742dfc8f3cd38d72448"/>
     <w:p>
       <w:pPr>
         <w:pStyle w:val="Heading2"/>
@@ -4608,8 +4628,8 @@
         <w:t xml:space="preserve">a bell-shaped pH response as a pragmatic modifier of binding efficiency.</w:t>
       </w:r>
     </w:p>
-    <w:bookmarkEnd w:id="50"/>
-    <w:bookmarkStart w:id="53" w:name="structural-decisions-and-open-questions"/>
+    <w:bookmarkEnd w:id="39"/>
+    <w:bookmarkStart w:id="42" w:name="structural-decisions-and-open-questions"/>
     <w:p>
       <w:pPr>
         <w:pStyle w:val="Heading2"/>
@@ -4665,7 +4685,7 @@
         <w:t xml:space="preserve">modules. The items still requiring confirmation are listed first.</w:t>
       </w:r>
     </w:p>
-    <w:bookmarkStart w:id="51" w:name="open-still-requiring-a-decision"/>
+    <w:bookmarkStart w:id="40" w:name="open-still-requiring-a-decision"/>
     <w:p>
       <w:pPr>
         <w:pStyle w:val="Heading3"/>
@@ -4824,8 +4844,8 @@
         <w:t xml:space="preserve">term only for direct dosing. This needs to be confirmed against how GLM-AED handles inflow WQ variables.</w:t>
       </w:r>
     </w:p>
-    <w:bookmarkEnd w:id="51"/>
-    <w:bookmarkStart w:id="52" w:name="resolved-in-this-formulation"/>
+    <w:bookmarkEnd w:id="40"/>
+    <w:bookmarkStart w:id="41" w:name="resolved-in-this-formulation"/>
     <w:p>
       <w:pPr>
         <w:pStyle w:val="Heading3"/>
@@ -5156,9 +5176,9 @@
         <w:t xml:space="preserve">An optional, switch-gated resuspension term is included (Equation 7), disabled by default.</w:t>
       </w:r>
     </w:p>
-    <w:bookmarkEnd w:id="52"/>
-    <w:bookmarkEnd w:id="53"/>
-    <w:bookmarkStart w:id="54" w:name="notation-and-unit-conventions"/>
+    <w:bookmarkEnd w:id="41"/>
+    <w:bookmarkEnd w:id="42"/>
+    <w:bookmarkStart w:id="43" w:name="notation-and-unit-conventions"/>
     <w:p>
       <w:pPr>
         <w:pStyle w:val="Heading2"/>
@@ -5392,8 +5412,8 @@
         <w:t xml:space="preserve">The equations below are written with rates in per-day units for readability; the implementation uses the per-second equivalents.</w:t>
       </w:r>
     </w:p>
-    <w:bookmarkEnd w:id="54"/>
-    <w:bookmarkStart w:id="55" w:name="state-variables"/>
+    <w:bookmarkEnd w:id="43"/>
+    <w:bookmarkStart w:id="44" w:name="state-variables"/>
     <w:p>
       <w:pPr>
         <w:pStyle w:val="Heading2"/>
@@ -5942,8 +5962,8 @@
         <w:t xml:space="preserve">operates on.</w:t>
       </w:r>
     </w:p>
-    <w:bookmarkEnd w:id="55"/>
-    <w:bookmarkStart w:id="65" w:name="core-equations-1"/>
+    <w:bookmarkEnd w:id="44"/>
+    <w:bookmarkStart w:id="54" w:name="core-equations-1"/>
     <w:p>
       <w:pPr>
         <w:pStyle w:val="Heading2"/>
@@ -5952,7 +5972,7 @@
         <w:t xml:space="preserve">2.5 Core equations</w:t>
       </w:r>
     </w:p>
-    <w:bookmarkStart w:id="56" w:name="equation-1.-water-column-srp-uptake-1"/>
+    <w:bookmarkStart w:id="45" w:name="equation-1.-water-column-srp-uptake-1"/>
     <w:p>
       <w:pPr>
         <w:pStyle w:val="Heading3"/>
@@ -6334,8 +6354,8 @@
         <w:t xml:space="preserve">, so there is no saturation in available binding capacity.</w:t>
       </w:r>
     </w:p>
-    <w:bookmarkEnd w:id="56"/>
-    <w:bookmarkStart w:id="57" w:name="equation-2.-suspended-alum-capacity"/>
+    <w:bookmarkEnd w:id="45"/>
+    <w:bookmarkStart w:id="46" w:name="equation-2.-suspended-alum-capacity"/>
     <w:p>
       <w:pPr>
         <w:pStyle w:val="Heading3"/>
@@ -6576,8 +6596,8 @@
         <w:t xml:space="preserve">term is only needed for direct (non-inflow) dosing into a named layer.</w:t>
       </w:r>
     </w:p>
-    <w:bookmarkEnd w:id="57"/>
-    <w:bookmarkStart w:id="58" w:name="X9189c85563ffdf112da55c6ff76673083f9e5a7"/>
+    <w:bookmarkEnd w:id="46"/>
+    <w:bookmarkStart w:id="47" w:name="X9189c85563ffdf112da55c6ff76673083f9e5a7"/>
     <w:p>
       <w:pPr>
         <w:pStyle w:val="Heading3"/>
@@ -6779,8 +6799,8 @@
         <w:t xml:space="preserve">would be required. The trapped interpretation is the more conservative management assumption and is adopted here.</w:t>
       </w:r>
     </w:p>
-    <w:bookmarkEnd w:id="58"/>
-    <w:bookmarkStart w:id="59" w:name="equation-4.-bottom-water-srp-uptake"/>
+    <w:bookmarkEnd w:id="47"/>
+    <w:bookmarkStart w:id="48" w:name="equation-4.-bottom-water-srp-uptake"/>
     <w:p>
       <w:pPr>
         <w:pStyle w:val="Heading3"/>
@@ -7246,8 +7266,8 @@
         <w:t xml:space="preserve">in the bottom layer, not a separate state variable.</w:t>
       </w:r>
     </w:p>
-    <w:bookmarkEnd w:id="59"/>
-    <w:bookmarkStart w:id="60" w:name="equation-5.-settled-alum-capacity"/>
+    <w:bookmarkEnd w:id="48"/>
+    <w:bookmarkStart w:id="49" w:name="equation-5.-settled-alum-capacity"/>
     <w:p>
       <w:pPr>
         <w:pStyle w:val="Heading3"/>
@@ -7650,8 +7670,8 @@
         <w:t xml:space="preserve">is the resuspension loss defined in Equation 7.</w:t>
       </w:r>
     </w:p>
-    <w:bookmarkEnd w:id="60"/>
-    <w:bookmarkStart w:id="61" w:name="X47223cad2b46b2130e1a00c3acd76708199cf6f"/>
+    <w:bookmarkEnd w:id="49"/>
+    <w:bookmarkStart w:id="50" w:name="X47223cad2b46b2130e1a00c3acd76708199cf6f"/>
     <w:p>
       <w:pPr>
         <w:pStyle w:val="Heading3"/>
@@ -7970,8 +7990,8 @@
         <w:t xml:space="preserve">, consistent with the trapped-phosphorus interpretation in Equation 3.</w:t>
       </w:r>
     </w:p>
-    <w:bookmarkEnd w:id="61"/>
-    <w:bookmarkStart w:id="62" w:name="X5b36ceee1f683f828d3fae4bd80cda75bfe50e9"/>
+    <w:bookmarkEnd w:id="50"/>
+    <w:bookmarkStart w:id="51" w:name="X5b36ceee1f683f828d3fae4bd80cda75bfe50e9"/>
     <w:p>
       <w:pPr>
         <w:pStyle w:val="Heading3"/>
@@ -8523,8 +8543,8 @@
         <w:t xml:space="preserve">later without changing the equation structure.</w:t>
       </w:r>
     </w:p>
-    <w:bookmarkEnd w:id="62"/>
-    <w:bookmarkStart w:id="63" w:name="equation-8.-bell-shaped-ph-modifier"/>
+    <w:bookmarkEnd w:id="51"/>
+    <w:bookmarkStart w:id="52" w:name="equation-8.-bell-shaped-ph-modifier"/>
     <w:p>
       <w:pPr>
         <w:pStyle w:val="Heading3"/>
@@ -8644,72 +8664,74 @@
                   <m:type m:val="bar"/>
                 </m:fPr>
                 <m:num>
+                  <m:r>
+                    <m:rPr>
+                      <m:sty m:val="p"/>
+                    </m:rPr>
+                    <m:t>(</m:t>
+                  </m:r>
+                  <m:r>
+                    <m:rPr>
+                      <m:sty m:val="p"/>
+                    </m:rPr>
+                    <m:t>p</m:t>
+                  </m:r>
+                  <m:r>
+                    <m:rPr>
+                      <m:sty m:val="p"/>
+                    </m:rPr>
+                    <m:t>H</m:t>
+                  </m:r>
+                  <m:r>
+                    <m:rPr>
+                      <m:sty m:val="p"/>
+                    </m:rPr>
+                    <m:t>−</m:t>
+                  </m:r>
+                  <m:r>
+                    <m:rPr>
+                      <m:sty m:val="p"/>
+                    </m:rPr>
+                    <m:t>p</m:t>
+                  </m:r>
+                  <m:sSub>
+                    <m:e>
+                      <m:r>
+                        <m:rPr>
+                          <m:sty m:val="p"/>
+                        </m:rPr>
+                        <m:t>H</m:t>
+                      </m:r>
+                    </m:e>
+                    <m:sub>
+                      <m:r>
+                        <m:rPr>
+                          <m:sty m:val="p"/>
+                        </m:rPr>
+                        <m:t>o</m:t>
+                      </m:r>
+                      <m:r>
+                        <m:rPr>
+                          <m:sty m:val="p"/>
+                        </m:rPr>
+                        <m:t>p</m:t>
+                      </m:r>
+                      <m:r>
+                        <m:rPr>
+                          <m:sty m:val="p"/>
+                        </m:rPr>
+                        <m:t>t</m:t>
+                      </m:r>
+                    </m:sub>
+                  </m:sSub>
                   <m:sSup>
                     <m:e>
-                      <m:d>
-                        <m:dPr>
-                          <m:begChr m:val="("/>
-                          <m:sepChr m:val=""/>
-                          <m:endChr m:val=")"/>
-                          <m:grow/>
-                        </m:dPr>
-                        <m:e>
-                          <m:r>
-                            <m:rPr>
-                              <m:sty m:val="p"/>
-                            </m:rPr>
-                            <m:t>p</m:t>
-                          </m:r>
-                          <m:r>
-                            <m:rPr>
-                              <m:sty m:val="p"/>
-                            </m:rPr>
-                            <m:t>H</m:t>
-                          </m:r>
-                          <m:r>
-                            <m:rPr>
-                              <m:sty m:val="p"/>
-                            </m:rPr>
-                            <m:t>−</m:t>
-                          </m:r>
-                          <m:r>
-                            <m:rPr>
-                              <m:sty m:val="p"/>
-                            </m:rPr>
-                            <m:t>p</m:t>
-                          </m:r>
-                          <m:sSub>
-                            <m:e>
-                              <m:r>
-                                <m:rPr>
-                                  <m:sty m:val="p"/>
-                                </m:rPr>
-                                <m:t>H</m:t>
-                              </m:r>
-                            </m:e>
-                            <m:sub>
-                              <m:r>
-                                <m:rPr>
-                                  <m:sty m:val="p"/>
-                                </m:rPr>
-                                <m:t>o</m:t>
-                              </m:r>
-                              <m:r>
-                                <m:rPr>
-                                  <m:sty m:val="p"/>
-                                </m:rPr>
-                                <m:t>p</m:t>
-                              </m:r>
-                              <m:r>
-                                <m:rPr>
-                                  <m:sty m:val="p"/>
-                                </m:rPr>
-                                <m:t>t</m:t>
-                              </m:r>
-                            </m:sub>
-                          </m:sSub>
-                        </m:e>
-                      </m:d>
+                      <m:r>
+                        <m:rPr>
+                          <m:sty m:val="p"/>
+                        </m:rPr>
+                        <m:t>)</m:t>
+                      </m:r>
                     </m:e>
                     <m:sup>
                       <m:r>
@@ -8799,8 +8821,8 @@
         <w:t xml:space="preserve">).</w:t>
       </w:r>
     </w:p>
-    <w:bookmarkEnd w:id="63"/>
-    <w:bookmarkStart w:id="64" w:name="equation-9.-ageing-coefficient"/>
+    <w:bookmarkEnd w:id="52"/>
+    <w:bookmarkStart w:id="53" w:name="equation-9.-ageing-coefficient"/>
     <w:p>
       <w:pPr>
         <w:pStyle w:val="Heading3"/>
@@ -8829,19 +8851,21 @@
           <m:r>
             <m:t>A</m:t>
           </m:r>
-          <m:d>
-            <m:dPr>
-              <m:begChr m:val="("/>
-              <m:sepChr m:val=""/>
-              <m:endChr m:val=")"/>
-              <m:grow/>
-            </m:dPr>
-            <m:e>
-              <m:r>
-                <m:t>t</m:t>
-              </m:r>
-            </m:e>
-          </m:d>
+          <m:r>
+            <m:rPr>
+              <m:sty m:val="p"/>
+            </m:rPr>
+            <m:t>(</m:t>
+          </m:r>
+          <m:r>
+            <m:t>t</m:t>
+          </m:r>
+          <m:r>
+            <m:rPr>
+              <m:sty m:val="p"/>
+            </m:rPr>
+            <m:t>)</m:t>
+          </m:r>
           <m:r>
             <m:rPr>
               <m:sty m:val="p"/>
@@ -8970,19 +8994,21 @@
                 </m:rPr>
                 <m:t>ln</m:t>
               </m:r>
-              <m:d>
-                <m:dPr>
-                  <m:begChr m:val="("/>
-                  <m:sepChr m:val=""/>
-                  <m:endChr m:val=")"/>
-                  <m:grow/>
-                </m:dPr>
-                <m:e>
-                  <m:r>
-                    <m:t>0.05</m:t>
-                  </m:r>
-                </m:e>
-              </m:d>
+              <m:r>
+                <m:rPr>
+                  <m:sty m:val="p"/>
+                </m:rPr>
+                <m:t>(</m:t>
+              </m:r>
+              <m:r>
+                <m:t>0.05</m:t>
+              </m:r>
+              <m:r>
+                <m:rPr>
+                  <m:sty m:val="p"/>
+                </m:rPr>
+                <m:t>)</m:t>
+              </m:r>
             </m:num>
             <m:den>
               <m:r>
@@ -9061,9 +9087,9 @@
         <w:t xml:space="preserve">. The value 0.0998 d⁻¹ is the namelist value; internally it is converted to ≈ 1.16 × 10⁻⁶ s⁻¹.</w:t>
       </w:r>
     </w:p>
-    <w:bookmarkEnd w:id="64"/>
-    <w:bookmarkEnd w:id="65"/>
-    <w:bookmarkStart w:id="66" w:name="phosphorus-mass-balance"/>
+    <w:bookmarkEnd w:id="53"/>
+    <w:bookmarkEnd w:id="54"/>
+    <w:bookmarkStart w:id="55" w:name="phosphorus-mass-balance"/>
     <w:p>
       <w:pPr>
         <w:pStyle w:val="Heading2"/>
@@ -9185,8 +9211,8 @@
         <w:t xml:space="preserve">) permanently removes phosphorus from the modelled system. Retaining an ageing term on a bound pool without a compensating release term would introduce a silent phosphorus sink and should be avoided.</w:t>
       </w:r>
     </w:p>
-    <w:bookmarkEnd w:id="66"/>
-    <w:bookmarkStart w:id="67" w:name="proposed-aed_alum-namelist"/>
+    <w:bookmarkEnd w:id="55"/>
+    <w:bookmarkStart w:id="56" w:name="proposed-aed_alum-namelist"/>
     <w:p>
       <w:pPr>
         <w:pStyle w:val="Heading2"/>
@@ -11166,8 +11192,8 @@
         <w:t xml:space="preserve">/</w:t>
       </w:r>
     </w:p>
-    <w:bookmarkEnd w:id="67"/>
-    <w:bookmarkStart w:id="68" w:name="module-issues"/>
+    <w:bookmarkEnd w:id="56"/>
+    <w:bookmarkStart w:id="57" w:name="module-issues"/>
     <w:p>
       <w:pPr>
         <w:pStyle w:val="Heading2"/>
@@ -11176,8 +11202,8 @@
         <w:t xml:space="preserve">2.8 Module Issues</w:t>
       </w:r>
     </w:p>
-    <w:bookmarkEnd w:id="68"/>
-    <w:bookmarkStart w:id="69" w:name="calibration-priorities"/>
+    <w:bookmarkEnd w:id="57"/>
+    <w:bookmarkStart w:id="58" w:name="calibration-priorities"/>
     <w:p>
       <w:pPr>
         <w:pStyle w:val="Heading2"/>
@@ -11320,8 +11346,8 @@
         <w:t xml:space="preserve">becomes an additional calibration parameter.</w:t>
       </w:r>
     </w:p>
-    <w:bookmarkEnd w:id="69"/>
-    <w:bookmarkEnd w:id="70"/>
+    <w:bookmarkEnd w:id="58"/>
+    <w:bookmarkEnd w:id="59"/>
     <w:sectPr>
       <w:footnotePr>
         <w:numRestart w:val="eachSect"/>
@@ -11561,10 +11587,10 @@
   <w:docDefaults>
     <w:rPrDefault>
       <w:rPr>
-        <w:rFonts w:asciiTheme="minorHAnsi" w:cstheme="minorBidi" w:eastAsiaTheme="minorHAnsi" w:hAnsiTheme="minorHAnsi"/>
+        <w:rFonts w:asciiTheme="minorHAnsi" w:cstheme="minorBidi" w:eastAsiaTheme="minorEastAsia" w:hAnsiTheme="minorHAnsi"/>
         <w:sz w:val="24"/>
         <w:szCs w:val="24"/>
-        <w:lang w:bidi="ar-SA" w:eastAsia="en-US" w:val="en-US"/>
+        <w:lang w:bidi="ar-SA" w:eastAsia="zh-CN" w:val="en-US"/>
       </w:rPr>
     </w:rPrDefault>
     <w:pPrDefault>
@@ -12105,13 +12131,6 @@
       </w:tblCellMar>
     </w:tblPr>
     <w:tblStylePr w:type="firstRow">
-      <w:tblPr>
-        <w:jc w:val="left"/>
-        <w:tblInd w:type="dxa" w:w="0"/>
-      </w:tblPr>
-      <w:trPr>
-        <w:jc w:val="left"/>
-      </w:trPr>
       <w:tcPr>
         <w:tcBorders>
           <w:bottom w:val="single"/>
